--- a/a7/build/out/u5/A7 5.08 Converting Mass, Area and Volume - Teacher Edition.docx
+++ b/a7/build/out/u5/A7 5.08 Converting Mass, Area and Volume - Teacher Edition.docx
@@ -2105,7 +2105,7 @@
           <w:color w:val="1A1A1A"/>
           <w:sz w:val="21"/>
         </w:rPr>
-        <w:t>The sheet has 1 c = 8 fl oz and 1 c = 0.24 L, and no line from fluid ounces to millilitres — so a fluid ounce reaches litres through cups: a 12-fl-oz can is 12 ÷ 8 = 1.5 c, and 1.5 × 0.24 = 0.36 L.</w:t>
+        <w:t>The sheet has 1 c = 8 fl oz and 1 c = 0.24 L, and no line from fluid ounces to milliliters — so a fluid ounce reaches liters through cups: a 12-fl-oz can is 12 ÷ 8 = 1.5 c, and 1.5 × 0.24 = 0.36 L.</w:t>
       </w:r>
     </w:p>
     <w:p>
@@ -2171,7 +2171,7 @@
           <w:color w:val="1A1A1A"/>
           <w:sz w:val="21"/>
         </w:rPr>
-        <w:t>22.7 kg.</w:t>
+        <w:t>31.78 kg.</w:t>
       </w:r>
     </w:p>
     <w:p>
@@ -2303,7 +2303,7 @@
           <w:color w:val="1A1A1A"/>
           <w:sz w:val="21"/>
         </w:rPr>
-        <w:t>432 in</w:t>
+        <w:t>720 in</w:t>
       </w:r>
       <w:r>
         <w:rPr>
@@ -2355,7 +2355,7 @@
           <w:color w:val="1A1A1A"/>
           <w:sz w:val="21"/>
         </w:rPr>
-        <w:t>20,000 cm</w:t>
+        <w:t>45 ft</w:t>
       </w:r>
       <w:r>
         <w:rPr>
@@ -2491,7 +2491,7 @@
           <w:color w:val="1A1A1A"/>
           <w:sz w:val="21"/>
         </w:rPr>
-        <w:t xml:space="preserve">1 gal = 3.785 L. A cooler holds 4 gal.  How many litres is that?  →  </w:t>
+        <w:t xml:space="preserve">1 gal = 3.785 L. A cooler holds 4 gal.  How many liters is that?  →  </w:t>
       </w:r>
       <w:r>
         <w:rPr>
@@ -2678,7 +2678,7 @@
           <w:color w:val="6B6B6B"/>
           <w:sz w:val="19"/>
         </w:rPr>
-        <w:t xml:space="preserve"> forgotten — one square yard, not two [4.06: finish the computation]; (D) 2 × 3: the ratio used once [B1G-M 7.AR.3.3: square units need the ratio squared; Notes II]</w:t>
+        <w:t xml:space="preserve"> forgotten — one square yard, not two [4.06: finish the computation]; (D) 2 × 3: the ratio used once [7.AR.3.3: square units need the ratio squared — the unit's own; Notes II]</w:t>
       </w:r>
       <w:r>
         <w:rPr>
@@ -2720,7 +2720,7 @@
           <w:color w:val="1A1A1A"/>
           <w:sz w:val="21"/>
         </w:rPr>
-        <w:t xml:space="preserve">1 c = 8 fl oz and 1 c = 0.24 L. A bottle holds 16 fl oz.  How many litres is that?  →  </w:t>
+        <w:t xml:space="preserve">1 c = 8 fl oz and 1 c = 0.24 L. A bottle holds 16 fl oz.  How many liters is that?  →  </w:t>
       </w:r>
       <w:r>
         <w:rPr>
@@ -2771,7 +2771,7 @@
           <w:color w:val="1A1A1A"/>
           <w:sz w:val="21"/>
         </w:rPr>
-        <w:t>1 m = 100 cm. How many square centimetres is 1 m</w:t>
+        <w:t>1 m = 100 cm. How many square centimeters is 1 m</w:t>
       </w:r>
       <w:r>
         <w:rPr>
@@ -2818,7 +2818,7 @@
           <w:color w:val="6B6B6B"/>
           <w:sz w:val="19"/>
         </w:rPr>
-        <w:t xml:space="preserve">   (A) 10 × 100: the ratio once, then a guess upward [B1G-M 7.AR.3.3: square units need the ratio squared]; (B) 2 × 100: 'two dimensions, so double it' [5.02–03 Notes II]; (D) the length ratio handed in for an area [B1G-M 7.AR.3.3: square units need the ratio squared; Notes II]</w:t>
+        <w:t xml:space="preserve">   (A) 10 × 100: the ratio once, then a guess upward [7.AR.3.3: square units need the ratio squared — the unit's own]; (B) 2 × 100: 'two dimensions, so double it' [5.02–03 Notes II]; (D) the length ratio handed in for an area [7.AR.3.3: square units need the ratio squared — the unit's own; Notes II]</w:t>
       </w:r>
       <w:r>
         <w:rPr>
@@ -2860,7 +2860,7 @@
           <w:color w:val="1A1A1A"/>
           <w:sz w:val="21"/>
         </w:rPr>
-        <w:t xml:space="preserve">1 kg = 2.204 lb. A 5-lb bag of flour and a 2-kg bag of sugar.  Which is heavier, and by how much?  →  </w:t>
+        <w:t xml:space="preserve">1 kg = 2.204 lb. A 5-lb bag of flour and a 2.5-kg bag of sugar.  Which is heavier, and by how much?  →  </w:t>
       </w:r>
       <w:r>
         <w:rPr>
@@ -2869,7 +2869,7 @@
           <w:color w:val="9E1B32"/>
           <w:sz w:val="21"/>
         </w:rPr>
-        <w:t>The 5-lb bag, by 0.592 lb (about 0.6 lb)</w:t>
+        <w:t>The sugar, by 0.51 lb</w:t>
       </w:r>
       <w:r>
         <w:rPr>
@@ -2878,7 +2878,7 @@
           <w:color w:val="6B6B6B"/>
           <w:sz w:val="19"/>
         </w:rPr>
-        <w:t xml:space="preserve">   'the 5-lb bag, because 5 &gt; 2' — the numbers compared, not the weights [MTR.6.1: units first]; 'the 2-kg bag' — kilograms taken as heavier than any number of pounds</w:t>
+        <w:t xml:space="preserve">   'the flour, because 5 &gt; 2.5' — the numbers compared, not the weights [MTR.6.1: units first]; 'the flour, by 2.5 lb' — 5 − 2.5 in two units</w:t>
       </w:r>
     </w:p>
     <w:p>
@@ -2911,7 +2911,7 @@
           <w:color w:val="1A1A1A"/>
           <w:sz w:val="21"/>
         </w:rPr>
-        <w:t xml:space="preserve">1 gal = 3.785 L. A 20-gal fish tank, bought for $45, is being filled.  How many litres does it hold?  →  </w:t>
+        <w:t xml:space="preserve">1 gal = 3.785 L. A 20-gal fish tank, bought for $45, is being filled.  How many liters does it hold?  →  </w:t>
       </w:r>
       <w:r>
         <w:rPr>
@@ -3174,6 +3174,29 @@
     </w:p>
     <w:p>
       <w:pPr>
+        <w:spacing w:before="0" w:after="120"/>
+      </w:pPr>
+      <w:r>
+        <w:rPr>
+          <w:b/>
+          <w:i w:val="0"/>
+          <w:color w:val="1A1A1A"/>
+          <w:sz w:val="21"/>
+        </w:rPr>
+        <w:t>Variation.</w:t>
+      </w:r>
+      <w:r>
+        <w:rPr>
+          <w:b w:val="0"/>
+          <w:i w:val="0"/>
+          <w:color w:val="1A1A1A"/>
+          <w:sz w:val="21"/>
+        </w:rPr>
+        <w:t xml:space="preserve"> Boards 1–3 take one ratio each direction — mass, then volume both ways; 4 asks a square unit as a vote; 5 chains fluid ounces through cups. The pattern breaks at 6, where the familiar 100 is wrong. 7 converts and then compares, 8 is the extra number, 9 the cube in writing. The independent set walks the same path: mass both ways, volume, a square unit, fluid ounces through cups, square meters.</w:t>
+      </w:r>
+    </w:p>
+    <w:p>
+      <w:pPr>
         <w:keepNext/>
         <w:spacing w:before="280" w:after="120"/>
         <w:pBdr>
@@ -3331,7 +3354,7 @@
           <w:color w:val="1A1A1A"/>
           <w:sz w:val="20"/>
         </w:rPr>
-        <w:t>10 × 100: the ratio once, then a guess upward [B1G-M 7.AR.3.3: square units need the ratio squared]</w:t>
+        <w:t>10 × 100: the ratio once, then a guess upward [7.AR.3.3: square units need the ratio squared — the unit's own]</w:t>
       </w:r>
     </w:p>
     <w:p>
@@ -3355,7 +3378,7 @@
           <w:color w:val="1A1A1A"/>
           <w:sz w:val="20"/>
         </w:rPr>
-        <w:t>'the 5-lb bag, because 5 &gt; 2' — the numbers compared, not the weights [MTR.6.1: units first]</w:t>
+        <w:t>'the flour, because 5 &gt; 2.5' — the numbers compared, not the weights [MTR.6.1: units first]</w:t>
       </w:r>
     </w:p>
     <w:p>

--- a/a7/build/out/u5/A7 5.08 Converting Mass, Area and Volume - Teacher Edition.docx
+++ b/a7/build/out/u5/A7 5.08 Converting Mass, Area and Volume - Teacher Edition.docx
@@ -2434,13 +2434,47 @@
         <w:t xml:space="preserve">Board 1.  </w:t>
       </w:r>
       <w:r>
+        <w:drawing>
+          <wp:inline xmlns:a="http://schemas.openxmlformats.org/drawingml/2006/main" xmlns:pic="http://schemas.openxmlformats.org/drawingml/2006/picture">
+            <wp:extent cx="923544" cy="152400"/>
+            <wp:docPr id="1" name="Picture 1"/>
+            <wp:cNvGraphicFramePr>
+              <a:graphicFrameLocks noChangeAspect="1"/>
+            </wp:cNvGraphicFramePr>
+            <a:graphic>
+              <a:graphicData uri="http://schemas.openxmlformats.org/drawingml/2006/picture">
+                <pic:pic>
+                  <pic:nvPicPr>
+                    <pic:cNvPr id="0" name="3c22950bb1bc3546.png"/>
+                    <pic:cNvPicPr/>
+                  </pic:nvPicPr>
+                  <pic:blipFill>
+                    <a:blip r:embed="rId9"/>
+                    <a:stretch>
+                      <a:fillRect/>
+                    </a:stretch>
+                  </pic:blipFill>
+                  <pic:spPr>
+                    <a:xfrm>
+                      <a:off x="0" y="0"/>
+                      <a:ext cx="923544" cy="152400"/>
+                    </a:xfrm>
+                    <a:prstGeom prst="rect"/>
+                  </pic:spPr>
+                </pic:pic>
+              </a:graphicData>
+            </a:graphic>
+          </wp:inline>
+        </w:drawing>
+      </w:r>
+      <w:r>
         <w:rPr>
           <w:b w:val="0"/>
           <w:i w:val="0"/>
           <w:color w:val="1A1A1A"/>
           <w:sz w:val="21"/>
         </w:rPr>
-        <w:t xml:space="preserve">1 kg = 2.204 lb. A bag of rice is 10 kg.  How many pounds is that?  →  </w:t>
+        <w:t xml:space="preserve">. A bag of rice is 10 kg.  How many pounds is that?  →  </w:t>
       </w:r>
       <w:r>
         <w:rPr>
@@ -2485,13 +2519,47 @@
         <w:t xml:space="preserve">Board 2.  </w:t>
       </w:r>
       <w:r>
+        <w:drawing>
+          <wp:inline xmlns:a="http://schemas.openxmlformats.org/drawingml/2006/main" xmlns:pic="http://schemas.openxmlformats.org/drawingml/2006/picture">
+            <wp:extent cx="935736" cy="152400"/>
+            <wp:docPr id="2" name="Picture 2"/>
+            <wp:cNvGraphicFramePr>
+              <a:graphicFrameLocks noChangeAspect="1"/>
+            </wp:cNvGraphicFramePr>
+            <a:graphic>
+              <a:graphicData uri="http://schemas.openxmlformats.org/drawingml/2006/picture">
+                <pic:pic>
+                  <pic:nvPicPr>
+                    <pic:cNvPr id="0" name="170d5a422b404c42.png"/>
+                    <pic:cNvPicPr/>
+                  </pic:nvPicPr>
+                  <pic:blipFill>
+                    <a:blip r:embed="rId10"/>
+                    <a:stretch>
+                      <a:fillRect/>
+                    </a:stretch>
+                  </pic:blipFill>
+                  <pic:spPr>
+                    <a:xfrm>
+                      <a:off x="0" y="0"/>
+                      <a:ext cx="935736" cy="152400"/>
+                    </a:xfrm>
+                    <a:prstGeom prst="rect"/>
+                  </pic:spPr>
+                </pic:pic>
+              </a:graphicData>
+            </a:graphic>
+          </wp:inline>
+        </w:drawing>
+      </w:r>
+      <w:r>
         <w:rPr>
           <w:b w:val="0"/>
           <w:i w:val="0"/>
           <w:color w:val="1A1A1A"/>
           <w:sz w:val="21"/>
         </w:rPr>
-        <w:t xml:space="preserve">1 gal = 3.785 L. A cooler holds 4 gal.  How many liters is that?  →  </w:t>
+        <w:t xml:space="preserve">. A cooler holds 4 gal.  How many liters is that?  →  </w:t>
       </w:r>
       <w:r>
         <w:rPr>
@@ -2536,13 +2604,47 @@
         <w:t xml:space="preserve">Board 3.  </w:t>
       </w:r>
       <w:r>
+        <w:drawing>
+          <wp:inline xmlns:a="http://schemas.openxmlformats.org/drawingml/2006/main" xmlns:pic="http://schemas.openxmlformats.org/drawingml/2006/picture">
+            <wp:extent cx="932688" cy="152400"/>
+            <wp:docPr id="3" name="Picture 3"/>
+            <wp:cNvGraphicFramePr>
+              <a:graphicFrameLocks noChangeAspect="1"/>
+            </wp:cNvGraphicFramePr>
+            <a:graphic>
+              <a:graphicData uri="http://schemas.openxmlformats.org/drawingml/2006/picture">
+                <pic:pic>
+                  <pic:nvPicPr>
+                    <pic:cNvPr id="0" name="3c4707d5ca057ff6.png"/>
+                    <pic:cNvPicPr/>
+                  </pic:nvPicPr>
+                  <pic:blipFill>
+                    <a:blip r:embed="rId11"/>
+                    <a:stretch>
+                      <a:fillRect/>
+                    </a:stretch>
+                  </pic:blipFill>
+                  <pic:spPr>
+                    <a:xfrm>
+                      <a:off x="0" y="0"/>
+                      <a:ext cx="932688" cy="152400"/>
+                    </a:xfrm>
+                    <a:prstGeom prst="rect"/>
+                  </pic:spPr>
+                </pic:pic>
+              </a:graphicData>
+            </a:graphic>
+          </wp:inline>
+        </w:drawing>
+      </w:r>
+      <w:r>
         <w:rPr>
           <w:b w:val="0"/>
           <w:i w:val="0"/>
           <w:color w:val="1A1A1A"/>
           <w:sz w:val="21"/>
         </w:rPr>
-        <w:t xml:space="preserve">1 L = 0.264 gal. A tank holds 10 L.  How many gallons is that?  →  </w:t>
+        <w:t xml:space="preserve">. A tank holds 10 L.  How many gallons is that?  →  </w:t>
       </w:r>
       <w:r>
         <w:rPr>
@@ -2587,13 +2689,38 @@
         <w:t xml:space="preserve">Board 4.  </w:t>
       </w:r>
       <w:r>
-        <w:rPr>
-          <w:b w:val="0"/>
-          <w:i w:val="0"/>
-          <w:color w:val="1A1A1A"/>
-          <w:sz w:val="21"/>
-        </w:rPr>
-        <w:t>1 yd = 3 ft. A patch of lawn is 2 yd</w:t>
+        <w:drawing>
+          <wp:inline xmlns:a="http://schemas.openxmlformats.org/drawingml/2006/main" xmlns:pic="http://schemas.openxmlformats.org/drawingml/2006/picture">
+            <wp:extent cx="612648" cy="152400"/>
+            <wp:docPr id="4" name="Picture 4"/>
+            <wp:cNvGraphicFramePr>
+              <a:graphicFrameLocks noChangeAspect="1"/>
+            </wp:cNvGraphicFramePr>
+            <a:graphic>
+              <a:graphicData uri="http://schemas.openxmlformats.org/drawingml/2006/picture">
+                <pic:pic>
+                  <pic:nvPicPr>
+                    <pic:cNvPr id="0" name="839b0e45ced0f362.png"/>
+                    <pic:cNvPicPr/>
+                  </pic:nvPicPr>
+                  <pic:blipFill>
+                    <a:blip r:embed="rId12"/>
+                    <a:stretch>
+                      <a:fillRect/>
+                    </a:stretch>
+                  </pic:blipFill>
+                  <pic:spPr>
+                    <a:xfrm>
+                      <a:off x="0" y="0"/>
+                      <a:ext cx="612648" cy="152400"/>
+                    </a:xfrm>
+                    <a:prstGeom prst="rect"/>
+                  </pic:spPr>
+                </pic:pic>
+              </a:graphicData>
+            </a:graphic>
+          </wp:inline>
+        </w:drawing>
       </w:r>
       <w:r>
         <w:rPr>
@@ -2601,9 +2728,42 @@
           <w:i w:val="0"/>
           <w:color w:val="1A1A1A"/>
           <w:sz w:val="21"/>
-          <w:vertAlign w:val="superscript"/>
         </w:rPr>
-        <w:t>2</w:t>
+        <w:t xml:space="preserve">. A patch of lawn is </w:t>
+      </w:r>
+      <w:r>
+        <w:drawing>
+          <wp:inline xmlns:a="http://schemas.openxmlformats.org/drawingml/2006/main" xmlns:pic="http://schemas.openxmlformats.org/drawingml/2006/picture">
+            <wp:extent cx="320040" cy="176784"/>
+            <wp:docPr id="5" name="Picture 5"/>
+            <wp:cNvGraphicFramePr>
+              <a:graphicFrameLocks noChangeAspect="1"/>
+            </wp:cNvGraphicFramePr>
+            <a:graphic>
+              <a:graphicData uri="http://schemas.openxmlformats.org/drawingml/2006/picture">
+                <pic:pic>
+                  <pic:nvPicPr>
+                    <pic:cNvPr id="0" name="662486e9ebccd321.png"/>
+                    <pic:cNvPicPr/>
+                  </pic:nvPicPr>
+                  <pic:blipFill>
+                    <a:blip r:embed="rId13"/>
+                    <a:stretch>
+                      <a:fillRect/>
+                    </a:stretch>
+                  </pic:blipFill>
+                  <pic:spPr>
+                    <a:xfrm>
+                      <a:off x="0" y="0"/>
+                      <a:ext cx="320040" cy="176784"/>
+                    </a:xfrm>
+                    <a:prstGeom prst="rect"/>
+                  </pic:spPr>
+                </pic:pic>
+              </a:graphicData>
+            </a:graphic>
+          </wp:inline>
+        </w:drawing>
       </w:r>
       <w:r>
         <w:rPr>
@@ -2714,13 +2874,90 @@
         <w:t xml:space="preserve">Board 5.  </w:t>
       </w:r>
       <w:r>
+        <w:drawing>
+          <wp:inline xmlns:a="http://schemas.openxmlformats.org/drawingml/2006/main" xmlns:pic="http://schemas.openxmlformats.org/drawingml/2006/picture">
+            <wp:extent cx="713232" cy="118872"/>
+            <wp:docPr id="6" name="Picture 6"/>
+            <wp:cNvGraphicFramePr>
+              <a:graphicFrameLocks noChangeAspect="1"/>
+            </wp:cNvGraphicFramePr>
+            <a:graphic>
+              <a:graphicData uri="http://schemas.openxmlformats.org/drawingml/2006/picture">
+                <pic:pic>
+                  <pic:nvPicPr>
+                    <pic:cNvPr id="0" name="95c8d2f734606b03.png"/>
+                    <pic:cNvPicPr/>
+                  </pic:nvPicPr>
+                  <pic:blipFill>
+                    <a:blip r:embed="rId14"/>
+                    <a:stretch>
+                      <a:fillRect/>
+                    </a:stretch>
+                  </pic:blipFill>
+                  <pic:spPr>
+                    <a:xfrm>
+                      <a:off x="0" y="0"/>
+                      <a:ext cx="713232" cy="118872"/>
+                    </a:xfrm>
+                    <a:prstGeom prst="rect"/>
+                  </pic:spPr>
+                </pic:pic>
+              </a:graphicData>
+            </a:graphic>
+          </wp:inline>
+        </w:drawing>
+      </w:r>
+      <w:r>
         <w:rPr>
           <w:b w:val="0"/>
           <w:i w:val="0"/>
           <w:color w:val="1A1A1A"/>
           <w:sz w:val="21"/>
         </w:rPr>
-        <w:t xml:space="preserve">1 c = 8 fl oz and 1 c = 0.24 L. A bottle holds 16 fl oz.  How many liters is that?  →  </w:t>
+        <w:t xml:space="preserve"> and </w:t>
+      </w:r>
+      <w:r>
+        <w:drawing>
+          <wp:inline xmlns:a="http://schemas.openxmlformats.org/drawingml/2006/main" xmlns:pic="http://schemas.openxmlformats.org/drawingml/2006/picture">
+            <wp:extent cx="725424" cy="115824"/>
+            <wp:docPr id="7" name="Picture 7"/>
+            <wp:cNvGraphicFramePr>
+              <a:graphicFrameLocks noChangeAspect="1"/>
+            </wp:cNvGraphicFramePr>
+            <a:graphic>
+              <a:graphicData uri="http://schemas.openxmlformats.org/drawingml/2006/picture">
+                <pic:pic>
+                  <pic:nvPicPr>
+                    <pic:cNvPr id="0" name="23517ced1c8ffbd7.png"/>
+                    <pic:cNvPicPr/>
+                  </pic:nvPicPr>
+                  <pic:blipFill>
+                    <a:blip r:embed="rId15"/>
+                    <a:stretch>
+                      <a:fillRect/>
+                    </a:stretch>
+                  </pic:blipFill>
+                  <pic:spPr>
+                    <a:xfrm>
+                      <a:off x="0" y="0"/>
+                      <a:ext cx="725424" cy="115824"/>
+                    </a:xfrm>
+                    <a:prstGeom prst="rect"/>
+                  </pic:spPr>
+                </pic:pic>
+              </a:graphicData>
+            </a:graphic>
+          </wp:inline>
+        </w:drawing>
+      </w:r>
+      <w:r>
+        <w:rPr>
+          <w:b w:val="0"/>
+          <w:i w:val="0"/>
+          <w:color w:val="1A1A1A"/>
+          <w:sz w:val="21"/>
+        </w:rPr>
+        <w:t xml:space="preserve">.  A bottle holds 16 fl oz.  How many liters is that?  →  </w:t>
       </w:r>
       <w:r>
         <w:rPr>
@@ -2765,13 +3002,38 @@
         <w:t xml:space="preserve">Board 6.  </w:t>
       </w:r>
       <w:r>
-        <w:rPr>
-          <w:b w:val="0"/>
-          <w:i w:val="0"/>
-          <w:color w:val="1A1A1A"/>
-          <w:sz w:val="21"/>
-        </w:rPr>
-        <w:t>1 m = 100 cm. How many square centimeters is 1 m</w:t>
+        <w:drawing>
+          <wp:inline xmlns:a="http://schemas.openxmlformats.org/drawingml/2006/main" xmlns:pic="http://schemas.openxmlformats.org/drawingml/2006/picture">
+            <wp:extent cx="841248" cy="115824"/>
+            <wp:docPr id="8" name="Picture 8"/>
+            <wp:cNvGraphicFramePr>
+              <a:graphicFrameLocks noChangeAspect="1"/>
+            </wp:cNvGraphicFramePr>
+            <a:graphic>
+              <a:graphicData uri="http://schemas.openxmlformats.org/drawingml/2006/picture">
+                <pic:pic>
+                  <pic:nvPicPr>
+                    <pic:cNvPr id="0" name="cd3e817c28580500.png"/>
+                    <pic:cNvPicPr/>
+                  </pic:nvPicPr>
+                  <pic:blipFill>
+                    <a:blip r:embed="rId16"/>
+                    <a:stretch>
+                      <a:fillRect/>
+                    </a:stretch>
+                  </pic:blipFill>
+                  <pic:spPr>
+                    <a:xfrm>
+                      <a:off x="0" y="0"/>
+                      <a:ext cx="841248" cy="115824"/>
+                    </a:xfrm>
+                    <a:prstGeom prst="rect"/>
+                  </pic:spPr>
+                </pic:pic>
+              </a:graphicData>
+            </a:graphic>
+          </wp:inline>
+        </w:drawing>
       </w:r>
       <w:r>
         <w:rPr>
@@ -2779,9 +3041,42 @@
           <w:i w:val="0"/>
           <w:color w:val="1A1A1A"/>
           <w:sz w:val="21"/>
-          <w:vertAlign w:val="superscript"/>
         </w:rPr>
-        <w:t>2</w:t>
+        <w:t xml:space="preserve">. How many square centimeters is </w:t>
+      </w:r>
+      <w:r>
+        <w:drawing>
+          <wp:inline xmlns:a="http://schemas.openxmlformats.org/drawingml/2006/main" xmlns:pic="http://schemas.openxmlformats.org/drawingml/2006/picture">
+            <wp:extent cx="268224" cy="140208"/>
+            <wp:docPr id="9" name="Picture 9"/>
+            <wp:cNvGraphicFramePr>
+              <a:graphicFrameLocks noChangeAspect="1"/>
+            </wp:cNvGraphicFramePr>
+            <a:graphic>
+              <a:graphicData uri="http://schemas.openxmlformats.org/drawingml/2006/picture">
+                <pic:pic>
+                  <pic:nvPicPr>
+                    <pic:cNvPr id="0" name="4eee8a5eb973ce57.png"/>
+                    <pic:cNvPicPr/>
+                  </pic:nvPicPr>
+                  <pic:blipFill>
+                    <a:blip r:embed="rId17"/>
+                    <a:stretch>
+                      <a:fillRect/>
+                    </a:stretch>
+                  </pic:blipFill>
+                  <pic:spPr>
+                    <a:xfrm>
+                      <a:off x="0" y="0"/>
+                      <a:ext cx="268224" cy="140208"/>
+                    </a:xfrm>
+                    <a:prstGeom prst="rect"/>
+                  </pic:spPr>
+                </pic:pic>
+              </a:graphicData>
+            </a:graphic>
+          </wp:inline>
+        </w:drawing>
       </w:r>
       <w:r>
         <w:rPr>
@@ -2854,13 +3149,47 @@
         <w:t xml:space="preserve">Board 7.  </w:t>
       </w:r>
       <w:r>
+        <w:drawing>
+          <wp:inline xmlns:a="http://schemas.openxmlformats.org/drawingml/2006/main" xmlns:pic="http://schemas.openxmlformats.org/drawingml/2006/picture">
+            <wp:extent cx="923544" cy="152400"/>
+            <wp:docPr id="10" name="Picture 10"/>
+            <wp:cNvGraphicFramePr>
+              <a:graphicFrameLocks noChangeAspect="1"/>
+            </wp:cNvGraphicFramePr>
+            <a:graphic>
+              <a:graphicData uri="http://schemas.openxmlformats.org/drawingml/2006/picture">
+                <pic:pic>
+                  <pic:nvPicPr>
+                    <pic:cNvPr id="0" name="3c22950bb1bc3546.png"/>
+                    <pic:cNvPicPr/>
+                  </pic:nvPicPr>
+                  <pic:blipFill>
+                    <a:blip r:embed="rId9"/>
+                    <a:stretch>
+                      <a:fillRect/>
+                    </a:stretch>
+                  </pic:blipFill>
+                  <pic:spPr>
+                    <a:xfrm>
+                      <a:off x="0" y="0"/>
+                      <a:ext cx="923544" cy="152400"/>
+                    </a:xfrm>
+                    <a:prstGeom prst="rect"/>
+                  </pic:spPr>
+                </pic:pic>
+              </a:graphicData>
+            </a:graphic>
+          </wp:inline>
+        </w:drawing>
+      </w:r>
+      <w:r>
         <w:rPr>
           <w:b w:val="0"/>
           <w:i w:val="0"/>
           <w:color w:val="1A1A1A"/>
           <w:sz w:val="21"/>
         </w:rPr>
-        <w:t xml:space="preserve">1 kg = 2.204 lb. A 5-lb bag of flour and a 2.5-kg bag of sugar.  Which is heavier, and by how much?  →  </w:t>
+        <w:t xml:space="preserve">.  A 5-lb bag of flour and a 2.5-kg bag of sugar.  Which is heavier, and by how much?  →  </w:t>
       </w:r>
       <w:r>
         <w:rPr>
@@ -2905,13 +3234,47 @@
         <w:t xml:space="preserve">Board 8.  </w:t>
       </w:r>
       <w:r>
+        <w:drawing>
+          <wp:inline xmlns:a="http://schemas.openxmlformats.org/drawingml/2006/main" xmlns:pic="http://schemas.openxmlformats.org/drawingml/2006/picture">
+            <wp:extent cx="935736" cy="152400"/>
+            <wp:docPr id="11" name="Picture 11"/>
+            <wp:cNvGraphicFramePr>
+              <a:graphicFrameLocks noChangeAspect="1"/>
+            </wp:cNvGraphicFramePr>
+            <a:graphic>
+              <a:graphicData uri="http://schemas.openxmlformats.org/drawingml/2006/picture">
+                <pic:pic>
+                  <pic:nvPicPr>
+                    <pic:cNvPr id="0" name="170d5a422b404c42.png"/>
+                    <pic:cNvPicPr/>
+                  </pic:nvPicPr>
+                  <pic:blipFill>
+                    <a:blip r:embed="rId10"/>
+                    <a:stretch>
+                      <a:fillRect/>
+                    </a:stretch>
+                  </pic:blipFill>
+                  <pic:spPr>
+                    <a:xfrm>
+                      <a:off x="0" y="0"/>
+                      <a:ext cx="935736" cy="152400"/>
+                    </a:xfrm>
+                    <a:prstGeom prst="rect"/>
+                  </pic:spPr>
+                </pic:pic>
+              </a:graphicData>
+            </a:graphic>
+          </wp:inline>
+        </w:drawing>
+      </w:r>
+      <w:r>
         <w:rPr>
           <w:b w:val="0"/>
           <w:i w:val="0"/>
           <w:color w:val="1A1A1A"/>
           <w:sz w:val="21"/>
         </w:rPr>
-        <w:t xml:space="preserve">1 gal = 3.785 L. A 20-gal fish tank, bought for $45, is being filled.  How many liters does it hold?  →  </w:t>
+        <w:t xml:space="preserve">.  A 20-gal fish tank, bought for $45, is being filled.  How many liters does it hold?  →  </w:t>
       </w:r>
       <w:r>
         <w:rPr>
@@ -2965,23 +3328,38 @@
         <w:t xml:space="preserve">Board 9.  </w:t>
       </w:r>
       <w:r>
-        <w:rPr>
-          <w:b w:val="0"/>
-          <w:i w:val="0"/>
-          <w:color w:val="1A1A1A"/>
-          <w:sz w:val="21"/>
-        </w:rPr>
-        <w:t>1 ft = 12 in. Priya says 2 ft</w:t>
-      </w:r>
-      <w:r>
-        <w:rPr>
-          <w:b w:val="0"/>
-          <w:i w:val="0"/>
-          <w:color w:val="1A1A1A"/>
-          <w:sz w:val="21"/>
-          <w:vertAlign w:val="superscript"/>
-        </w:rPr>
-        <w:t>3</w:t>
+        <w:drawing>
+          <wp:inline xmlns:a="http://schemas.openxmlformats.org/drawingml/2006/main" xmlns:pic="http://schemas.openxmlformats.org/drawingml/2006/picture">
+            <wp:extent cx="658368" cy="115824"/>
+            <wp:docPr id="12" name="Picture 12"/>
+            <wp:cNvGraphicFramePr>
+              <a:graphicFrameLocks noChangeAspect="1"/>
+            </wp:cNvGraphicFramePr>
+            <a:graphic>
+              <a:graphicData uri="http://schemas.openxmlformats.org/drawingml/2006/picture">
+                <pic:pic>
+                  <pic:nvPicPr>
+                    <pic:cNvPr id="0" name="cc9a9baebce143e8.png"/>
+                    <pic:cNvPicPr/>
+                  </pic:nvPicPr>
+                  <pic:blipFill>
+                    <a:blip r:embed="rId18"/>
+                    <a:stretch>
+                      <a:fillRect/>
+                    </a:stretch>
+                  </pic:blipFill>
+                  <pic:spPr>
+                    <a:xfrm>
+                      <a:off x="0" y="0"/>
+                      <a:ext cx="658368" cy="115824"/>
+                    </a:xfrm>
+                    <a:prstGeom prst="rect"/>
+                  </pic:spPr>
+                </pic:pic>
+              </a:graphicData>
+            </a:graphic>
+          </wp:inline>
+        </w:drawing>
       </w:r>
       <w:r>
         <w:rPr>
@@ -2990,17 +3368,41 @@
           <w:color w:val="1A1A1A"/>
           <w:sz w:val="21"/>
         </w:rPr>
-        <w:t xml:space="preserve"> is 24 in</w:t>
+        <w:t xml:space="preserve">. Priya says </w:t>
       </w:r>
       <w:r>
-        <w:rPr>
-          <w:b w:val="0"/>
-          <w:i w:val="0"/>
-          <w:color w:val="1A1A1A"/>
-          <w:sz w:val="21"/>
-          <w:vertAlign w:val="superscript"/>
-        </w:rPr>
-        <w:t>3</w:t>
+        <w:drawing>
+          <wp:inline xmlns:a="http://schemas.openxmlformats.org/drawingml/2006/main" xmlns:pic="http://schemas.openxmlformats.org/drawingml/2006/picture">
+            <wp:extent cx="252984" cy="143256"/>
+            <wp:docPr id="13" name="Picture 13"/>
+            <wp:cNvGraphicFramePr>
+              <a:graphicFrameLocks noChangeAspect="1"/>
+            </wp:cNvGraphicFramePr>
+            <a:graphic>
+              <a:graphicData uri="http://schemas.openxmlformats.org/drawingml/2006/picture">
+                <pic:pic>
+                  <pic:nvPicPr>
+                    <pic:cNvPr id="0" name="9c1380ed94b6c816.png"/>
+                    <pic:cNvPicPr/>
+                  </pic:nvPicPr>
+                  <pic:blipFill>
+                    <a:blip r:embed="rId19"/>
+                    <a:stretch>
+                      <a:fillRect/>
+                    </a:stretch>
+                  </pic:blipFill>
+                  <pic:spPr>
+                    <a:xfrm>
+                      <a:off x="0" y="0"/>
+                      <a:ext cx="252984" cy="143256"/>
+                    </a:xfrm>
+                    <a:prstGeom prst="rect"/>
+                  </pic:spPr>
+                </pic:pic>
+              </a:graphicData>
+            </a:graphic>
+          </wp:inline>
+        </w:drawing>
       </w:r>
       <w:r>
         <w:rPr>
@@ -3009,7 +3411,93 @@
           <w:color w:val="1A1A1A"/>
           <w:sz w:val="21"/>
         </w:rPr>
-        <w:t xml:space="preserve">, because 2 × 12 = 24. Name the error and fix it.  →  </w:t>
+        <w:t xml:space="preserve"> is </w:t>
+      </w:r>
+      <w:r>
+        <w:drawing>
+          <wp:inline xmlns:a="http://schemas.openxmlformats.org/drawingml/2006/main" xmlns:pic="http://schemas.openxmlformats.org/drawingml/2006/picture">
+            <wp:extent cx="362712" cy="140208"/>
+            <wp:docPr id="14" name="Picture 14"/>
+            <wp:cNvGraphicFramePr>
+              <a:graphicFrameLocks noChangeAspect="1"/>
+            </wp:cNvGraphicFramePr>
+            <a:graphic>
+              <a:graphicData uri="http://schemas.openxmlformats.org/drawingml/2006/picture">
+                <pic:pic>
+                  <pic:nvPicPr>
+                    <pic:cNvPr id="0" name="a64dc9405b6df009.png"/>
+                    <pic:cNvPicPr/>
+                  </pic:nvPicPr>
+                  <pic:blipFill>
+                    <a:blip r:embed="rId20"/>
+                    <a:stretch>
+                      <a:fillRect/>
+                    </a:stretch>
+                  </pic:blipFill>
+                  <pic:spPr>
+                    <a:xfrm>
+                      <a:off x="0" y="0"/>
+                      <a:ext cx="362712" cy="140208"/>
+                    </a:xfrm>
+                    <a:prstGeom prst="rect"/>
+                  </pic:spPr>
+                </pic:pic>
+              </a:graphicData>
+            </a:graphic>
+          </wp:inline>
+        </w:drawing>
+      </w:r>
+      <w:r>
+        <w:rPr>
+          <w:b w:val="0"/>
+          <w:i w:val="0"/>
+          <w:color w:val="1A1A1A"/>
+          <w:sz w:val="21"/>
+        </w:rPr>
+        <w:t xml:space="preserve">, because </w:t>
+      </w:r>
+      <w:r>
+        <w:drawing>
+          <wp:inline xmlns:a="http://schemas.openxmlformats.org/drawingml/2006/main" xmlns:pic="http://schemas.openxmlformats.org/drawingml/2006/picture">
+            <wp:extent cx="719328" cy="118872"/>
+            <wp:docPr id="15" name="Picture 15"/>
+            <wp:cNvGraphicFramePr>
+              <a:graphicFrameLocks noChangeAspect="1"/>
+            </wp:cNvGraphicFramePr>
+            <a:graphic>
+              <a:graphicData uri="http://schemas.openxmlformats.org/drawingml/2006/picture">
+                <pic:pic>
+                  <pic:nvPicPr>
+                    <pic:cNvPr id="0" name="4ed7c3d9bd723092.png"/>
+                    <pic:cNvPicPr/>
+                  </pic:nvPicPr>
+                  <pic:blipFill>
+                    <a:blip r:embed="rId21"/>
+                    <a:stretch>
+                      <a:fillRect/>
+                    </a:stretch>
+                  </pic:blipFill>
+                  <pic:spPr>
+                    <a:xfrm>
+                      <a:off x="0" y="0"/>
+                      <a:ext cx="719328" cy="118872"/>
+                    </a:xfrm>
+                    <a:prstGeom prst="rect"/>
+                  </pic:spPr>
+                </pic:pic>
+              </a:graphicData>
+            </a:graphic>
+          </wp:inline>
+        </w:drawing>
+      </w:r>
+      <w:r>
+        <w:rPr>
+          <w:b w:val="0"/>
+          <w:i w:val="0"/>
+          <w:color w:val="1A1A1A"/>
+          <w:sz w:val="21"/>
+        </w:rPr>
+        <w:t xml:space="preserve">. Name the error and fix it.  →  </w:t>
       </w:r>
       <w:r>
         <w:rPr>

--- a/a7/build/out/u5/A7 5.08 Converting Mass, Area and Volume - Teacher Edition.docx
+++ b/a7/build/out/u5/A7 5.08 Converting Mass, Area and Volume - Teacher Edition.docx
@@ -1809,7 +1809,7 @@
           <w:color w:val="1A1A1A"/>
           <w:sz w:val="21"/>
         </w:rPr>
-        <w:t xml:space="preserve">Warm-Up — On your own. Four minutes. No notes.  </w:t>
+        <w:t xml:space="preserve">Warm-Up — On your own. No notes.  </w:t>
       </w:r>
       <w:r>
         <w:rPr>
